--- a/corpus/mutation_probes/delete_sentence.docx
+++ b/corpus/mutation_probes/delete_sentence.docx
@@ -9,7 +9,12 @@
     </w:p>
     <w:p>
       <w:r>
-        <w:t xml:space="preserve">Section 3. Payment is due within thirty days of receipt. Late payments accrue interest.</w:t>
+        <w:t xml:space="preserve">Section 2. The Supplier shall deliver the goods to the Buyer at the designated facility.</w:t>
+      </w:r>
+    </w:p>
+    <w:p>
+      <w:r>
+        <w:t xml:space="preserve">Section 3. Payment is due within thirty days of receipt.</w:t>
       </w:r>
     </w:p>
     <w:p>
